--- a/backend/src/main/resources/demo/documents/Procurement MSA - Verified redline.docx
+++ b/backend/src/main/resources/demo/documents/Procurement MSA - Verified redline.docx
@@ -131,19 +131,6 @@
         <w:pStyle w:val="Heading1"/>
       </w:pPr>
       <w:r>
-        <w:t xml:space="preserve">Survival</w:t>
-      </w:r>
-    </w:p>
-    <w:p>
-      <w:r>
-        <w:t xml:space="preserve">Limitation of Liability, Confidentiality and Governing Law survive termination.</w:t>
-      </w:r>
-    </w:p>
-    <w:p>
-      <w:pPr>
-        <w:pStyle w:val="Heading1"/>
-      </w:pPr>
-      <w:r>
         <w:t xml:space="preserve">Notice</w:t>
       </w:r>
     </w:p>
